--- a/_implementation-notes/evening-series/FotH Pilot Session 9-10 Combined Evening Run Sheet DRAFT v1.docx
+++ b/_implementation-notes/evening-series/FotH Pilot Session 9-10 Combined Evening Run Sheet DRAFT v1.docx
@@ -27,7 +27,7 @@
     </w:p>
     <w:p>
       <w:r>
-        <w:t>Anchor. John 15:1–11; Psalm 23.</w:t>
+        <w:t>Anchor. John 15:1–11; Psalm 23:1–3; John 10:27; 1 Thessalonians 5:20–21.</w:t>
       </w:r>
     </w:p>
     <w:p>
@@ -50,14 +50,14 @@
         <w:tblLook w:firstColumn="1" w:firstRow="1" w:lastColumn="0" w:lastRow="0" w:noHBand="0" w:noVBand="1" w:val="04A0"/>
       </w:tblPr>
       <w:tblGrid>
-        <w:gridCol w:w="3216"/>
-        <w:gridCol w:w="3216"/>
-        <w:gridCol w:w="3216"/>
+        <w:gridCol w:w="1440"/>
+        <w:gridCol w:w="6336"/>
+        <w:gridCol w:w="2304"/>
       </w:tblGrid>
       <w:tr>
         <w:tc>
           <w:tcPr>
-            <w:tcW w:type="dxa" w:w="3216"/>
+            <w:tcW w:type="dxa" w:w="1440"/>
           </w:tcPr>
           <w:p>
             <w:r>
@@ -71,7 +71,7 @@
         </w:tc>
         <w:tc>
           <w:tcPr>
-            <w:tcW w:type="dxa" w:w="3216"/>
+            <w:tcW w:type="dxa" w:w="6336"/>
           </w:tcPr>
           <w:p>
             <w:r>
@@ -85,7 +85,7 @@
         </w:tc>
         <w:tc>
           <w:tcPr>
-            <w:tcW w:type="dxa" w:w="3216"/>
+            <w:tcW w:type="dxa" w:w="2304"/>
           </w:tcPr>
           <w:p>
             <w:r>
@@ -101,40 +101,40 @@
       <w:tr>
         <w:tc>
           <w:tcPr>
-            <w:tcW w:type="dxa" w:w="3216"/>
+            <w:tcW w:type="dxa" w:w="1440"/>
           </w:tcPr>
           <w:p>
             <w:r>
               <w:rPr>
                 <w:sz w:val="19"/>
               </w:rPr>
-              <w:t>6:00</w:t>
+              <w:t xml:space="preserve">6:00</w:t>
             </w:r>
           </w:p>
         </w:tc>
         <w:tc>
           <w:tcPr>
-            <w:tcW w:type="dxa" w:w="3216"/>
+            <w:tcW w:type="dxa" w:w="6336"/>
           </w:tcPr>
           <w:p>
             <w:r>
               <w:rPr>
                 <w:sz w:val="19"/>
               </w:rPr>
-              <w:t>Dinner; leading team's walk-through at the table's edge if needed.</w:t>
+              <w:t xml:space="preserve">Dinner; leading team's walk-through at the table's edge if needed.</w:t>
             </w:r>
           </w:p>
         </w:tc>
         <w:tc>
           <w:tcPr>
-            <w:tcW w:type="dxa" w:w="3216"/>
+            <w:tcW w:type="dxa" w:w="2304"/>
           </w:tcPr>
           <w:p>
             <w:r>
               <w:rPr>
                 <w:sz w:val="19"/>
               </w:rPr>
-              <w:t>Household</w:t>
+              <w:t xml:space="preserve">Household</w:t>
             </w:r>
           </w:p>
         </w:tc>
@@ -142,40 +142,40 @@
       <w:tr>
         <w:tc>
           <w:tcPr>
-            <w:tcW w:type="dxa" w:w="3216"/>
+            <w:tcW w:type="dxa" w:w="1440"/>
           </w:tcPr>
           <w:p>
             <w:r>
               <w:rPr>
                 <w:sz w:val="19"/>
               </w:rPr>
-              <w:t>7:00–7:06</w:t>
+              <w:t xml:space="preserve">7:00–7:06</w:t>
             </w:r>
           </w:p>
         </w:tc>
         <w:tc>
           <w:tcPr>
-            <w:tcW w:type="dxa" w:w="3216"/>
+            <w:tcW w:type="dxa" w:w="6336"/>
           </w:tcPr>
           <w:p>
             <w:r>
               <w:rPr>
                 <w:sz w:val="19"/>
               </w:rPr>
-              <w:t>Opening container — blessing, the map, container reminder.</w:t>
+              <w:t xml:space="preserve">Opening container — blessing, the map, container reminder.</w:t>
             </w:r>
           </w:p>
         </w:tc>
         <w:tc>
           <w:tcPr>
-            <w:tcW w:type="dxa" w:w="3216"/>
+            <w:tcW w:type="dxa" w:w="2304"/>
           </w:tcPr>
           <w:p>
             <w:r>
               <w:rPr>
                 <w:sz w:val="19"/>
               </w:rPr>
-              <w:t>Container holder</w:t>
+              <w:t xml:space="preserve">Container holder</w:t>
             </w:r>
           </w:p>
         </w:tc>
@@ -183,40 +183,40 @@
       <w:tr>
         <w:tc>
           <w:tcPr>
-            <w:tcW w:type="dxa" w:w="3216"/>
+            <w:tcW w:type="dxa" w:w="1440"/>
           </w:tcPr>
           <w:p>
             <w:r>
               <w:rPr>
                 <w:sz w:val="19"/>
               </w:rPr>
-              <w:t>7:06–7:12</w:t>
+              <w:t xml:space="preserve">7:06–7:10</w:t>
             </w:r>
           </w:p>
         </w:tc>
         <w:tc>
           <w:tcPr>
-            <w:tcW w:type="dxa" w:w="3216"/>
+            <w:tcW w:type="dxa" w:w="6336"/>
           </w:tcPr>
           <w:p>
             <w:r>
               <w:rPr>
                 <w:sz w:val="19"/>
               </w:rPr>
-              <w:t>Check-in — one sentence each on the homework practice since we last met; a parent starts.</w:t>
+              <w:t xml:space="preserve">Check-in — one sentence on the PROAPT practice; two voices, kept brief; a parent starts.</w:t>
             </w:r>
           </w:p>
         </w:tc>
         <w:tc>
           <w:tcPr>
-            <w:tcW w:type="dxa" w:w="3216"/>
+            <w:tcW w:type="dxa" w:w="2304"/>
           </w:tcPr>
           <w:p>
             <w:r>
               <w:rPr>
                 <w:sz w:val="19"/>
               </w:rPr>
-              <w:t>Container holder</w:t>
+              <w:t xml:space="preserve">Container holder</w:t>
             </w:r>
           </w:p>
         </w:tc>
@@ -224,40 +224,40 @@
       <w:tr>
         <w:tc>
           <w:tcPr>
-            <w:tcW w:type="dxa" w:w="3216"/>
+            <w:tcW w:type="dxa" w:w="1440"/>
           </w:tcPr>
           <w:p>
             <w:r>
               <w:rPr>
                 <w:sz w:val="19"/>
               </w:rPr>
-              <w:t>7:12–7:20</w:t>
+              <w:t xml:space="preserve">7:10–7:20</w:t>
             </w:r>
           </w:p>
         </w:tc>
         <w:tc>
           <w:tcPr>
-            <w:tcW w:type="dxa" w:w="3216"/>
+            <w:tcW w:type="dxa" w:w="6336"/>
           </w:tcPr>
           <w:p>
             <w:r>
               <w:rPr>
                 <w:sz w:val="19"/>
               </w:rPr>
-              <w:t>Scripture and framing — John 15, Psalm 23; the returns named up front: tonight opens the place, the returns carry the second visit.</w:t>
+              <w:t xml:space="preserve">When have you heard God? A leader tells first (arranged). Three minutes of quiet recall in journals: when, where, what it looked, sounded or felt like, what you did with it. Four minutes in pairs by invitation; the partner asks only "How did you know?"</w:t>
             </w:r>
           </w:p>
         </w:tc>
         <w:tc>
           <w:tcPr>
-            <w:tcW w:type="dxa" w:w="3216"/>
+            <w:tcW w:type="dxa" w:w="2304"/>
           </w:tcPr>
           <w:p>
             <w:r>
               <w:rPr>
                 <w:sz w:val="19"/>
               </w:rPr>
-              <w:t>Content presenter</w:t>
+              <w:t xml:space="preserve">Content presenter</w:t>
             </w:r>
           </w:p>
         </w:tc>
@@ -265,40 +265,40 @@
       <w:tr>
         <w:tc>
           <w:tcPr>
-            <w:tcW w:type="dxa" w:w="3216"/>
+            <w:tcW w:type="dxa" w:w="1440"/>
           </w:tcPr>
           <w:p>
             <w:r>
               <w:rPr>
                 <w:sz w:val="19"/>
               </w:rPr>
-              <w:t>7:20–7:26</w:t>
+              <w:t xml:space="preserve">7:20–7:25</w:t>
             </w:r>
           </w:p>
         </w:tc>
         <w:tc>
           <w:tcPr>
-            <w:tcW w:type="dxa" w:w="3216"/>
+            <w:tcW w:type="dxa" w:w="6336"/>
           </w:tcPr>
           <w:p>
             <w:r>
               <w:rPr>
                 <w:sz w:val="19"/>
               </w:rPr>
-              <w:t>Bridge and settle — one room, together; eyes open or closed; the vinedresser prayer.</w:t>
+              <w:t xml:space="preserve">How did you know? The room's answers collected aloud (the container holder writes them), then lined up with the checks: Scripture first (the court), sense, the Spirit's witness, peace, company, circumstances; obeying what you hear opens you to hear more. Tonight: notice, don't conclude.</w:t>
             </w:r>
           </w:p>
         </w:tc>
         <w:tc>
           <w:tcPr>
-            <w:tcW w:type="dxa" w:w="3216"/>
+            <w:tcW w:type="dxa" w:w="2304"/>
           </w:tcPr>
           <w:p>
             <w:r>
               <w:rPr>
                 <w:sz w:val="19"/>
               </w:rPr>
-              <w:t>Content presenter</w:t>
+              <w:t xml:space="preserve">Content presenter</w:t>
             </w:r>
           </w:p>
         </w:tc>
@@ -306,40 +306,40 @@
       <w:tr>
         <w:tc>
           <w:tcPr>
-            <w:tcW w:type="dxa" w:w="3216"/>
+            <w:tcW w:type="dxa" w:w="1440"/>
           </w:tcPr>
           <w:p>
             <w:r>
               <w:rPr>
                 <w:sz w:val="19"/>
               </w:rPr>
-              <w:t>7:26–7:58</w:t>
+              <w:t xml:space="preserve">7:25–7:31</w:t>
             </w:r>
           </w:p>
         </w:tc>
         <w:tc>
           <w:tcPr>
-            <w:tcW w:type="dxa" w:w="3216"/>
+            <w:tcW w:type="dxa" w:w="6336"/>
           </w:tcPr>
           <w:p>
             <w:r>
               <w:rPr>
                 <w:sz w:val="19"/>
               </w:rPr>
-              <w:t>The Garden — guided prayer 12–15 min, a senior reads (two words per second; the pauses are where the work happens); 5 min silent journaling; 8–10 min pair sharing by invitation only, a parent opens; silence is a complete answer.</w:t>
+              <w:t xml:space="preserve">Scripture and framing — John 15:1–11, then Psalm 23:1–3; the returns named up front: tonight opens the place, the returns carry the second visit.</w:t>
             </w:r>
           </w:p>
         </w:tc>
         <w:tc>
           <w:tcPr>
-            <w:tcW w:type="dxa" w:w="3216"/>
+            <w:tcW w:type="dxa" w:w="2304"/>
           </w:tcPr>
           <w:p>
             <w:r>
               <w:rPr>
                 <w:sz w:val="19"/>
               </w:rPr>
-              <w:t>Companion-in-Formation reads; adults hold the room</w:t>
+              <w:t xml:space="preserve">Content presenter</w:t>
             </w:r>
           </w:p>
         </w:tc>
@@ -347,40 +347,40 @@
       <w:tr>
         <w:tc>
           <w:tcPr>
-            <w:tcW w:type="dxa" w:w="3216"/>
+            <w:tcW w:type="dxa" w:w="1440"/>
           </w:tcPr>
           <w:p>
             <w:r>
               <w:rPr>
                 <w:sz w:val="19"/>
               </w:rPr>
-              <w:t>7:58–8:08</w:t>
+              <w:t xml:space="preserve">7:31–7:35</w:t>
             </w:r>
           </w:p>
         </w:tc>
         <w:tc>
           <w:tcPr>
-            <w:tcW w:type="dxa" w:w="3216"/>
+            <w:tcW w:type="dxa" w:w="6336"/>
           </w:tcPr>
           <w:p>
             <w:r>
               <w:rPr>
                 <w:sz w:val="19"/>
               </w:rPr>
-              <w:t>Merge and one-word landing — how the going was, not what happened in it.</w:t>
+              <w:t xml:space="preserve">Bridge and settle — one room, together; eyes open or closed; notice, don't conclude; the vinedresser prayer.</w:t>
             </w:r>
           </w:p>
         </w:tc>
         <w:tc>
           <w:tcPr>
-            <w:tcW w:type="dxa" w:w="3216"/>
+            <w:tcW w:type="dxa" w:w="2304"/>
           </w:tcPr>
           <w:p>
             <w:r>
               <w:rPr>
                 <w:sz w:val="19"/>
               </w:rPr>
-              <w:t>Container holder</w:t>
+              <w:t xml:space="preserve">Content presenter</w:t>
             </w:r>
           </w:p>
         </w:tc>
@@ -388,40 +388,40 @@
       <w:tr>
         <w:tc>
           <w:tcPr>
-            <w:tcW w:type="dxa" w:w="3216"/>
+            <w:tcW w:type="dxa" w:w="1440"/>
           </w:tcPr>
           <w:p>
             <w:r>
               <w:rPr>
                 <w:sz w:val="19"/>
               </w:rPr>
-              <w:t>8:08–8:14</w:t>
+              <w:t xml:space="preserve">7:35–8:07</w:t>
             </w:r>
           </w:p>
         </w:tc>
         <w:tc>
           <w:tcPr>
-            <w:tcW w:type="dxa" w:w="3216"/>
+            <w:tcW w:type="dxa" w:w="6336"/>
           </w:tcPr>
           <w:p>
             <w:r>
               <w:rPr>
                 <w:sz w:val="19"/>
               </w:rPr>
-              <w:t>Homework — three returns this week, five to ten minutes each, journaled: the returns ARE the second visit.</w:t>
+              <w:t xml:space="preserve">The Garden — guided prayer 12–15 min, a senior reads (two words per second; the pauses are where the work happens); 5 min silent journaling; 8–10 min pair sharing by invitation only, a parent opens; silence is a complete answer.</w:t>
             </w:r>
           </w:p>
         </w:tc>
         <w:tc>
           <w:tcPr>
-            <w:tcW w:type="dxa" w:w="3216"/>
+            <w:tcW w:type="dxa" w:w="2304"/>
           </w:tcPr>
           <w:p>
             <w:r>
               <w:rPr>
                 <w:sz w:val="19"/>
               </w:rPr>
-              <w:t>Content presenter</w:t>
+              <w:t xml:space="preserve">Companion-in-Formation reads; adults hold the room</w:t>
             </w:r>
           </w:p>
         </w:tc>
@@ -429,40 +429,40 @@
       <w:tr>
         <w:tc>
           <w:tcPr>
-            <w:tcW w:type="dxa" w:w="3216"/>
+            <w:tcW w:type="dxa" w:w="1440"/>
           </w:tcPr>
           <w:p>
             <w:r>
               <w:rPr>
                 <w:sz w:val="19"/>
               </w:rPr>
-              <w:t>8:14–8:18</w:t>
+              <w:t xml:space="preserve">8:07–8:13</w:t>
             </w:r>
           </w:p>
         </w:tc>
         <w:tc>
           <w:tcPr>
-            <w:tcW w:type="dxa" w:w="3216"/>
+            <w:tcW w:type="dxa" w:w="6336"/>
           </w:tcPr>
           <w:p>
             <w:r>
               <w:rPr>
                 <w:sz w:val="19"/>
               </w:rPr>
-              <w:t>Take-home sheets + check-in partners named aloud.</w:t>
+              <w:t xml:space="preserve">Merge and one-word landing — how the going was, not what happened in it.</w:t>
             </w:r>
           </w:p>
         </w:tc>
         <w:tc>
           <w:tcPr>
-            <w:tcW w:type="dxa" w:w="3216"/>
+            <w:tcW w:type="dxa" w:w="2304"/>
           </w:tcPr>
           <w:p>
             <w:r>
               <w:rPr>
                 <w:sz w:val="19"/>
               </w:rPr>
-              <w:t>Content presenter</w:t>
+              <w:t xml:space="preserve">Container holder</w:t>
             </w:r>
           </w:p>
         </w:tc>
@@ -470,40 +470,40 @@
       <w:tr>
         <w:tc>
           <w:tcPr>
-            <w:tcW w:type="dxa" w:w="3216"/>
+            <w:tcW w:type="dxa" w:w="1440"/>
           </w:tcPr>
           <w:p>
             <w:r>
               <w:rPr>
                 <w:sz w:val="19"/>
               </w:rPr>
-              <w:t>8:18–8:22</w:t>
+              <w:t xml:space="preserve">8:13–8:18</w:t>
             </w:r>
           </w:p>
         </w:tc>
         <w:tc>
           <w:tcPr>
-            <w:tcW w:type="dxa" w:w="3216"/>
+            <w:tcW w:type="dxa" w:w="6336"/>
           </w:tcPr>
           <w:p>
             <w:r>
               <w:rPr>
                 <w:sz w:val="19"/>
               </w:rPr>
-              <w:t>Leader Feedback Round.</w:t>
+              <w:t xml:space="preserve">Homework — three returns this week, five to ten minutes each, journaled: the returns ARE the second visit. After each return, two lines: does what I noticed fit Scripture? who could I tell?</w:t>
             </w:r>
           </w:p>
         </w:tc>
         <w:tc>
           <w:tcPr>
-            <w:tcW w:type="dxa" w:w="3216"/>
+            <w:tcW w:type="dxa" w:w="2304"/>
           </w:tcPr>
           <w:p>
             <w:r>
               <w:rPr>
                 <w:sz w:val="19"/>
               </w:rPr>
-              <w:t>Both leaders</w:t>
+              <w:t xml:space="preserve">Content presenter</w:t>
             </w:r>
           </w:p>
         </w:tc>
@@ -511,40 +511,40 @@
       <w:tr>
         <w:tc>
           <w:tcPr>
-            <w:tcW w:type="dxa" w:w="3216"/>
+            <w:tcW w:type="dxa" w:w="1440"/>
           </w:tcPr>
           <w:p>
             <w:r>
               <w:rPr>
                 <w:sz w:val="19"/>
               </w:rPr>
-              <w:t>8:22–8:30</w:t>
+              <w:t xml:space="preserve">8:18–8:21</w:t>
             </w:r>
           </w:p>
         </w:tc>
         <w:tc>
           <w:tcPr>
-            <w:tcW w:type="dxa" w:w="3216"/>
+            <w:tcW w:type="dxa" w:w="6336"/>
           </w:tcPr>
           <w:p>
             <w:r>
               <w:rPr>
                 <w:sz w:val="19"/>
               </w:rPr>
-              <w:t>Closing container, gently; Aaronic blessing.</w:t>
+              <w:t xml:space="preserve">Take-home sheets, the How Did You Know? card, and check-in partners named aloud.</w:t>
             </w:r>
           </w:p>
         </w:tc>
         <w:tc>
           <w:tcPr>
-            <w:tcW w:type="dxa" w:w="3216"/>
+            <w:tcW w:type="dxa" w:w="2304"/>
           </w:tcPr>
           <w:p>
             <w:r>
               <w:rPr>
                 <w:sz w:val="19"/>
               </w:rPr>
-              <w:t>Container holder</w:t>
+              <w:t xml:space="preserve">Content presenter</w:t>
             </w:r>
           </w:p>
         </w:tc>
@@ -552,40 +552,122 @@
       <w:tr>
         <w:tc>
           <w:tcPr>
-            <w:tcW w:type="dxa" w:w="3216"/>
+            <w:tcW w:type="dxa" w:w="1440"/>
           </w:tcPr>
           <w:p>
             <w:r>
               <w:rPr>
                 <w:sz w:val="19"/>
               </w:rPr>
-              <w:t>8:30–9:00</w:t>
+              <w:t xml:space="preserve">8:21–8:24</w:t>
             </w:r>
           </w:p>
         </w:tc>
         <w:tc>
           <w:tcPr>
-            <w:tcW w:type="dxa" w:w="3216"/>
+            <w:tcW w:type="dxa" w:w="6336"/>
           </w:tcPr>
           <w:p>
             <w:r>
               <w:rPr>
                 <w:sz w:val="19"/>
               </w:rPr>
-              <w:t>Fellowship; the room's feedback; the five-question materials debrief; planning.</w:t>
+              <w:t xml:space="preserve">Leader Feedback Round (drop it if the room is still deep in the garden's quiet; say so at the debrief).</w:t>
             </w:r>
           </w:p>
         </w:tc>
         <w:tc>
           <w:tcPr>
-            <w:tcW w:type="dxa" w:w="3216"/>
+            <w:tcW w:type="dxa" w:w="2304"/>
           </w:tcPr>
           <w:p>
             <w:r>
               <w:rPr>
                 <w:sz w:val="19"/>
               </w:rPr>
-              <w:t>Everyone; John holds the debrief</w:t>
+              <w:t xml:space="preserve">Both leaders</w:t>
+            </w:r>
+          </w:p>
+        </w:tc>
+      </w:tr>
+      <w:tr>
+        <w:tc>
+          <w:tcPr>
+            <w:tcW w:type="dxa" w:w="1440"/>
+          </w:tcPr>
+          <w:p>
+            <w:r>
+              <w:rPr>
+                <w:sz w:val="19"/>
+              </w:rPr>
+              <w:t xml:space="preserve">8:24–8:30</w:t>
+            </w:r>
+          </w:p>
+        </w:tc>
+        <w:tc>
+          <w:tcPr>
+            <w:tcW w:type="dxa" w:w="6336"/>
+          </w:tcPr>
+          <w:p>
+            <w:r>
+              <w:rPr>
+                <w:sz w:val="19"/>
+              </w:rPr>
+              <w:t xml:space="preserve">Closing container, gently; Aaronic blessing.</w:t>
+            </w:r>
+          </w:p>
+        </w:tc>
+        <w:tc>
+          <w:tcPr>
+            <w:tcW w:type="dxa" w:w="2304"/>
+          </w:tcPr>
+          <w:p>
+            <w:r>
+              <w:rPr>
+                <w:sz w:val="19"/>
+              </w:rPr>
+              <w:t xml:space="preserve">Container holder</w:t>
+            </w:r>
+          </w:p>
+        </w:tc>
+      </w:tr>
+      <w:tr>
+        <w:tc>
+          <w:tcPr>
+            <w:tcW w:type="dxa" w:w="1440"/>
+          </w:tcPr>
+          <w:p>
+            <w:r>
+              <w:rPr>
+                <w:sz w:val="19"/>
+              </w:rPr>
+              <w:t xml:space="preserve">8:30–9:00</w:t>
+            </w:r>
+          </w:p>
+        </w:tc>
+        <w:tc>
+          <w:tcPr>
+            <w:tcW w:type="dxa" w:w="6336"/>
+          </w:tcPr>
+          <w:p>
+            <w:r>
+              <w:rPr>
+                <w:sz w:val="19"/>
+              </w:rPr>
+              <w:t xml:space="preserve">Fellowship; the room's feedback; the five-question materials debrief; planning.</w:t>
+            </w:r>
+          </w:p>
+        </w:tc>
+        <w:tc>
+          <w:tcPr>
+            <w:tcW w:type="dxa" w:w="2304"/>
+          </w:tcPr>
+          <w:p>
+            <w:r>
+              <w:rPr>
+                <w:sz w:val="19"/>
+              </w:rPr>
+              <w:t xml:space="preserve">Everyone; John holds the debrief</w:t>
             </w:r>
           </w:p>
         </w:tc>
@@ -593,6 +675,7 @@
     </w:tbl>
     <w:p>
       <w:pPr>
+        <w:keepNext/>
         <w:spacing w:before="160" w:after="80"/>
       </w:pPr>
       <w:r>
@@ -676,6 +759,21 @@
     </w:p>
     <w:p>
       <w:pPr>
+        <w:ind w:left="259"/>
+      </w:pPr>
+      <w:r>
+        <w:rPr>
+          <w:b/>
+        </w:rPr>
+        <w:t xml:space="preserve">Testing comes before the garden. </w:t>
+      </w:r>
+      <w:r>
+        <w:t xml:space="preserve">(John's word, 13 October.) The room remembers a real time of hearing God and names how it knew, drawn from the Four Connects deck (September 2025), "Hearing God — The How" and "What If?". The garden then runs as noticing, not concluding, and the returns carry the testing. Session 11, Any Doubts?, starts from here; the "silent place" exercise from the same deck is saved for it.</w:t>
+      </w:r>
+    </w:p>
+    <w:p>
+      <w:pPr>
+        <w:keepNext/>
         <w:spacing w:before="160" w:after="80"/>
       </w:pPr>
       <w:r>
@@ -689,11 +787,12 @@
     </w:p>
     <w:p>
       <w:r>
-        <w:t>The Session 9 sheet unchanged, with the framing sharpened: three returns, five to ten minutes each, journaled — no full script needed; you have the place now. Notice what is the same and what has changed. If something heavy surfaces: stop, open your eyes, come back another day, tell a trusted adult. No junior varsity garden — Jesus meets each person in the garden they actually have.</w:t>
+        <w:t xml:space="preserve">The Session 9 sheet, now filled in: three returns, five to ten minutes each, journaled — no full script needed; you have the place now. After each return, two lines: does what I noticed fit Scripture? who could I tell? Week two keeps the returns going. The preparation sentence points to Any Doubts. With it goes the new How Did You Know? card (H9.4): the recall, the checks, and how to use them on a return. If something heavy surfaces: stop, open your eyes, come back another day, tell a trusted adult. No junior varsity garden — Jesus meets each person in the garden they actually have.</w:t>
       </w:r>
     </w:p>
     <w:p>
       <w:pPr>
+        <w:keepNext/>
         <w:spacing w:before="160" w:after="80"/>
       </w:pPr>
       <w:r>
@@ -745,6 +844,20 @@
       </w:r>
       <w:r>
         <w:t>The Note for the Skeptic handout stands; skepticism named kindly is honest work, not resistance.</w:t>
+      </w:r>
+    </w:p>
+    <w:p>
+      <w:pPr>
+        <w:ind w:left="259"/>
+      </w:pPr>
+      <w:r>
+        <w:rPr>
+          <w:b/>
+        </w:rPr>
+        <w:t xml:space="preserve">Ruling on someone's hearing. </w:t>
+      </w:r>
+      <w:r>
+        <w:t xml:space="preserve">No one decides aloud whether another person's hearing was God — not a leader, not a parent. Each person tests their own, in company they choose. "I can't think of a time" is an honest answer; offer the creation door (Rom. 1:20).</w:t>
       </w:r>
     </w:p>
     <w:p>

--- a/_implementation-notes/evening-series/FotH Pilot Session 9-10 Combined Evening Run Sheet DRAFT v1.docx
+++ b/_implementation-notes/evening-series/FotH Pilot Session 9-10 Combined Evening Run Sheet DRAFT v1.docx
@@ -55,6 +55,9 @@
         <w:gridCol w:w="2304"/>
       </w:tblGrid>
       <w:tr>
+        <w:trPr>
+          <w:cantSplit/>
+        </w:trPr>
         <w:tc>
           <w:tcPr>
             <w:tcW w:type="dxa" w:w="1440"/>
@@ -99,6 +102,9 @@
         </w:tc>
       </w:tr>
       <w:tr>
+        <w:trPr>
+          <w:cantSplit/>
+        </w:trPr>
         <w:tc>
           <w:tcPr>
             <w:tcW w:type="dxa" w:w="1440"/>
@@ -140,6 +146,9 @@
         </w:tc>
       </w:tr>
       <w:tr>
+        <w:trPr>
+          <w:cantSplit/>
+        </w:trPr>
         <w:tc>
           <w:tcPr>
             <w:tcW w:type="dxa" w:w="1440"/>
@@ -181,6 +190,9 @@
         </w:tc>
       </w:tr>
       <w:tr>
+        <w:trPr>
+          <w:cantSplit/>
+        </w:trPr>
         <w:tc>
           <w:tcPr>
             <w:tcW w:type="dxa" w:w="1440"/>
@@ -222,6 +234,9 @@
         </w:tc>
       </w:tr>
       <w:tr>
+        <w:trPr>
+          <w:cantSplit/>
+        </w:trPr>
         <w:tc>
           <w:tcPr>
             <w:tcW w:type="dxa" w:w="1440"/>
@@ -263,6 +278,9 @@
         </w:tc>
       </w:tr>
       <w:tr>
+        <w:trPr>
+          <w:cantSplit/>
+        </w:trPr>
         <w:tc>
           <w:tcPr>
             <w:tcW w:type="dxa" w:w="1440"/>
@@ -304,6 +322,9 @@
         </w:tc>
       </w:tr>
       <w:tr>
+        <w:trPr>
+          <w:cantSplit/>
+        </w:trPr>
         <w:tc>
           <w:tcPr>
             <w:tcW w:type="dxa" w:w="1440"/>
@@ -345,6 +366,9 @@
         </w:tc>
       </w:tr>
       <w:tr>
+        <w:trPr>
+          <w:cantSplit/>
+        </w:trPr>
         <w:tc>
           <w:tcPr>
             <w:tcW w:type="dxa" w:w="1440"/>
@@ -386,6 +410,9 @@
         </w:tc>
       </w:tr>
       <w:tr>
+        <w:trPr>
+          <w:cantSplit/>
+        </w:trPr>
         <w:tc>
           <w:tcPr>
             <w:tcW w:type="dxa" w:w="1440"/>
@@ -395,7 +422,7 @@
               <w:rPr>
                 <w:sz w:val="19"/>
               </w:rPr>
-              <w:t xml:space="preserve">7:35–8:07</w:t>
+              <w:t xml:space="preserve">7:35–7:48</w:t>
             </w:r>
           </w:p>
         </w:tc>
@@ -408,7 +435,7 @@
               <w:rPr>
                 <w:sz w:val="19"/>
               </w:rPr>
-              <w:t xml:space="preserve">The Garden — guided prayer 12–15 min, a senior reads (two words per second; the pauses are where the work happens); 5 min silent journaling; 8–10 min pair sharing by invitation only, a parent opens; silence is a complete answer.</w:t>
+              <w:t xml:space="preserve">Garden, round one: your heart as a garden. Settle 1; Round One read (5); write (3); share in pairs (4), by invitation, a parent opens. Jesus not yet invited.</w:t>
             </w:r>
           </w:p>
         </w:tc>
@@ -421,12 +448,59 @@
               <w:rPr>
                 <w:sz w:val="19"/>
               </w:rPr>
-              <w:t xml:space="preserve">Companion-in-Formation reads; adults hold the room</w:t>
+              <w:t xml:space="preserve">Reader; adults hold the room</w:t>
             </w:r>
           </w:p>
         </w:tc>
       </w:tr>
       <w:tr>
+        <w:trPr>
+          <w:cantSplit/>
+        </w:trPr>
+        <w:tc>
+          <w:tcPr>
+            <w:tcW w:type="dxa" w:w="1440"/>
+          </w:tcPr>
+          <w:p>
+            <w:r>
+              <w:rPr>
+                <w:sz w:val="19"/>
+              </w:rPr>
+              <w:t xml:space="preserve">7:48–8:07</w:t>
+            </w:r>
+          </w:p>
+        </w:tc>
+        <w:tc>
+          <w:tcPr>
+            <w:tcW w:type="dxa" w:w="6336"/>
+          </w:tcPr>
+          <w:p>
+            <w:r>
+              <w:rPr>
+                <w:sz w:val="19"/>
+              </w:rPr>
+              <w:t xml:space="preserve">Garden, round two: go back; invite Jesus in and give him permission to do or say anything he wishes; watch, listen, return (8). Write (4); share in pairs (6), by invitation.</w:t>
+            </w:r>
+          </w:p>
+        </w:tc>
+        <w:tc>
+          <w:tcPr>
+            <w:tcW w:type="dxa" w:w="2304"/>
+          </w:tcPr>
+          <w:p>
+            <w:r>
+              <w:rPr>
+                <w:sz w:val="19"/>
+              </w:rPr>
+              <w:t xml:space="preserve">Reader; adults hold the room</w:t>
+            </w:r>
+          </w:p>
+        </w:tc>
+      </w:tr>
+      <w:tr>
+        <w:trPr>
+          <w:cantSplit/>
+        </w:trPr>
         <w:tc>
           <w:tcPr>
             <w:tcW w:type="dxa" w:w="1440"/>
@@ -468,6 +542,9 @@
         </w:tc>
       </w:tr>
       <w:tr>
+        <w:trPr>
+          <w:cantSplit/>
+        </w:trPr>
         <w:tc>
           <w:tcPr>
             <w:tcW w:type="dxa" w:w="1440"/>
@@ -509,6 +586,9 @@
         </w:tc>
       </w:tr>
       <w:tr>
+        <w:trPr>
+          <w:cantSplit/>
+        </w:trPr>
         <w:tc>
           <w:tcPr>
             <w:tcW w:type="dxa" w:w="1440"/>
@@ -550,6 +630,9 @@
         </w:tc>
       </w:tr>
       <w:tr>
+        <w:trPr>
+          <w:cantSplit/>
+        </w:trPr>
         <w:tc>
           <w:tcPr>
             <w:tcW w:type="dxa" w:w="1440"/>
@@ -591,6 +674,9 @@
         </w:tc>
       </w:tr>
       <w:tr>
+        <w:trPr>
+          <w:cantSplit/>
+        </w:trPr>
         <w:tc>
           <w:tcPr>
             <w:tcW w:type="dxa" w:w="1440"/>
@@ -632,6 +718,9 @@
         </w:tc>
       </w:tr>
       <w:tr>
+        <w:trPr>
+          <w:cantSplit/>
+        </w:trPr>
         <w:tc>
           <w:tcPr>
             <w:tcW w:type="dxa" w:w="1440"/>
@@ -699,6 +788,20 @@
       </w:r>
       <w:r>
         <w:t>The two-session design (adult-led first run, senior-led second run a week later) collapses: the senior reads the first and only guided run, and the deepening that the second evening carried moves into the week's three returns — named plainly at commissioning, received at the next check-in.</w:t>
+      </w:r>
+    </w:p>
+    <w:p>
+      <w:pPr>
+        <w:ind w:left="259"/>
+      </w:pPr>
+      <w:r>
+        <w:rPr>
+          <w:b/>
+        </w:rPr>
+        <w:t xml:space="preserve">The garden in two rounds. </w:t>
+      </w:r>
+      <w:r>
+        <w:t xml:space="preserve">(John's word, 13 October.) Round one is only the garden: picture it, write, share. Round two goes back, invites Jesus in and gives him permission to do or say anything he wishes, then returns, writes and shares. The reader reads from the Reading Card (Leader Notes), H9.1 split at the gate, one round per page.</w:t>
       </w:r>
     </w:p>
     <w:p>
@@ -787,7 +890,7 @@
     </w:p>
     <w:p>
       <w:r>
-        <w:t xml:space="preserve">The Session 9 sheet, now filled in: three returns, five to ten minutes each, journaled — no full script needed; you have the place now. After each return, two lines: does what I noticed fit Scripture? who could I tell? Week two keeps the returns going. The preparation sentence points to Any Doubts. With it goes the new How Did You Know? card (H9.4): the recall, the checks, and how to use them on a return. If something heavy surfaces: stop, open your eyes, come back another day, tell a trusted adult. No junior varsity garden — Jesus meets each person in the garden they actually have.</w:t>
+        <w:t>The Session 9 sheet, now filled in: three returns, five to ten minutes each, journaled, with two lines after each: does it fit Scripture? who could I tell? The preparation sentence points to Any Doubts. With it goes the How Did You Know? card (H9.4). If something heavy surfaces: stop, come back another day, tell a trusted adult.</w:t>
       </w:r>
     </w:p>
     <w:p>

--- a/_implementation-notes/evening-series/FotH Pilot Session 9-10 Combined Evening Run Sheet DRAFT v1.docx
+++ b/_implementation-notes/evening-series/FotH Pilot Session 9-10 Combined Evening Run Sheet DRAFT v1.docx
@@ -435,7 +435,7 @@
               <w:rPr>
                 <w:sz w:val="19"/>
               </w:rPr>
-              <w:t xml:space="preserve">Garden, round one: your heart as a garden. Settle 1; Round One read (5); write (3); share in pairs (4), by invitation, a parent opens. Jesus not yet invited.</w:t>
+              <w:t>Garden, round one: relax (2: breath, toes up, present to the great I AM); picture your heart as a garden, make it clearer (4); write what you saw, heard, smelled or felt (3); share in pairs (4). Jesus not yet invited.</w:t>
             </w:r>
           </w:p>
         </w:tc>
@@ -479,7 +479,7 @@
               <w:rPr>
                 <w:sz w:val="19"/>
               </w:rPr>
-              <w:t xml:space="preserve">Garden, round two: go back; invite Jesus in and give him permission to do or say anything he wishes; watch, listen, return (8). Write (4); share in pairs (6), by invitation.</w:t>
+              <w:t>Garden, round two: back to the relaxed place (1); invite Jesus in, giving him permission to do or say anything he wishes, then about five minutes of silence, and return (8); write (4); share in pairs (6).</w:t>
             </w:r>
           </w:p>
         </w:tc>
@@ -523,7 +523,7 @@
               <w:rPr>
                 <w:sz w:val="19"/>
               </w:rPr>
-              <w:t xml:space="preserve">Merge and one-word landing — how the going was, not what happened in it.</w:t>
+              <w:t>Merge: any differences between the garden and the garden with Jesus in it? What might your images tell you about yourself, and about Jesus with you? Each reads their own. Then one word.</w:t>
             </w:r>
           </w:p>
         </w:tc>
@@ -801,7 +801,7 @@
         <w:t xml:space="preserve">The garden in two rounds. </w:t>
       </w:r>
       <w:r>
-        <w:t xml:space="preserve">(John's word, 13 October.) Round one is only the garden: picture it, write, share. Round two goes back, invites Jesus in and gives him permission to do or say anything he wishes, then returns, writes and shares. The reader reads from the Reading Card (Leader Notes), H9.1 split at the gate, one round per page.</w:t>
+        <w:t>(John's word, 13 October.) The Four Connects Garden of the Heart process: relax first; round one is only the garden; round two goes back to the relaxed place and invites Jesus in, with permission to do or say anything he wishes, then holds about five minutes of silence. Write before sharing, each round; the merge asks what changed with Jesus in the garden. The reader uses the Reading Card.</w:t>
       </w:r>
     </w:p>
     <w:p>

--- a/_implementation-notes/evening-series/FotH Pilot Session 9-10 Combined Evening Run Sheet DRAFT v1.docx
+++ b/_implementation-notes/evening-series/FotH Pilot Session 9-10 Combined Evening Run Sheet DRAFT v1.docx
@@ -12,7 +12,7 @@
           <w:color w:val="1F4E5F"/>
           <w:sz w:val="34"/>
         </w:rPr>
-        <w:t>Session 9–10 Combined, Evening Form — The Garden of Your Heart (One Visit, the Returns Carry It)</w:t>
+        <w:t>Evening 7 — The Garden of Your Heart (One Visit, the Returns Carry It)</w:t>
       </w:r>
     </w:p>
     <w:p>
@@ -843,7 +843,7 @@
         <w:t xml:space="preserve">The evening opens on the map. </w:t>
       </w:r>
       <w:r>
-        <w:t>Session 9–10 combined stands in the third box — Connect with God — one guided run, teen-led; the returns carry the second visit.</w:t>
+        <w:t>Evening 7 stands in the third box — Connect with God — one guided run, teen-led; the returns carry the second visit.</w:t>
       </w:r>
     </w:p>
     <w:p>
@@ -871,7 +871,7 @@
         <w:t xml:space="preserve">Testing comes before the garden. </w:t>
       </w:r>
       <w:r>
-        <w:t xml:space="preserve">(John's word, 13 October.) The room remembers a real time of hearing God and names how it knew, drawn from the Four Connects deck (September 2025), "Hearing God — The How" and "What If?". The garden then runs as noticing, not concluding, and the returns carry the testing. Session 11, Any Doubts?, starts from here; the "silent place" exercise from the same deck is saved for it.</w:t>
+        <w:t>(John's word, 13 October.) The room remembers a real time of hearing God and names how it knew, drawn from the Four Connects deck (September 2025), "Hearing God — The How" and "What If?". The garden then runs as noticing, not concluding, and the returns carry the testing. Evening 8, Any Doubts?, starts from here; the "silent place" exercise from the same deck is saved for it.</w:t>
       </w:r>
     </w:p>
     <w:p>
@@ -890,7 +890,7 @@
     </w:p>
     <w:p>
       <w:r>
-        <w:t>The Session 9 sheet, now filled in: three returns, five to ten minutes each, journaled, with two lines after each: does it fit Scripture? who could I tell? The preparation sentence points to Any Doubts. With it goes the How Did You Know? card (H9.4). If something heavy surfaces: stop, come back another day, tell a trusted adult.</w:t>
+        <w:t>The Evening 7 sheet, now filled in: three returns, five to ten minutes each, journaled, with two lines after each: does it fit Scripture? who could I tell? The preparation sentence points to Any Doubts. With it goes the How Did You Know? card (H9.4). If something heavy surfaces: stop, come back another day, tell a trusted adult.</w:t>
       </w:r>
     </w:p>
     <w:p>
@@ -978,6 +978,8 @@
       </w:r>
     </w:p>
     <w:sectPr>
+      <w:headerReference w:type="default" r:id="rId9"/>
+      <w:footerReference w:type="default" r:id="rId10"/>
       <w:pgSz w:w="12240" w:h="15840"/>
       <w:pgMar w:top="1152" w:right="1296" w:bottom="1152" w:left="1296" w:header="720" w:footer="720" w:gutter="0"/>
       <w:cols w:space="720"/>
@@ -985,6 +987,26 @@
     </w:sectPr>
   </w:body>
 </w:document>
+</file>
+
+<file path=word/footer1.xml><?xml version="1.0" encoding="utf-8"?>
+<w:ftr xmlns:m="http://schemas.openxmlformats.org/officeDocument/2006/math" xmlns:mc="http://schemas.openxmlformats.org/markup-compatibility/2006" xmlns:mo="http://schemas.microsoft.com/office/mac/office/2008/main" xmlns:mv="urn:schemas-microsoft-com:mac:vml" xmlns:o="urn:schemas-microsoft-com:office:office" xmlns:r="http://schemas.openxmlformats.org/officeDocument/2006/relationships" xmlns:v="urn:schemas-microsoft-com:vml" xmlns:w10="urn:schemas-microsoft-com:office:word" xmlns:w14="http://schemas.microsoft.com/office/word/2010/wordml" xmlns:w="http://schemas.openxmlformats.org/wordprocessingml/2006/main" xmlns:wne="http://schemas.microsoft.com/office/word/2006/wordml" xmlns:wp14="http://schemas.microsoft.com/office/word/2010/wordprocessingDrawing" xmlns:wp="http://schemas.openxmlformats.org/drawingml/2006/wordprocessingDrawing" xmlns:wpc="http://schemas.microsoft.com/office/word/2010/wordprocessingCanvas" xmlns:wpg="http://schemas.microsoft.com/office/word/2010/wordprocessingGroup" xmlns:wpi="http://schemas.microsoft.com/office/word/2010/wordprocessingInk" xmlns:wps="http://schemas.microsoft.com/office/word/2010/wordprocessingShape" mc:Ignorable="w14 wp14">
+  <w:p>
+    <w:pPr>
+      <w:pStyle w:val="Footer"/>
+    </w:pPr>
+  </w:p>
+</w:ftr>
+</file>
+
+<file path=word/header1.xml><?xml version="1.0" encoding="utf-8"?>
+<w:hdr xmlns:m="http://schemas.openxmlformats.org/officeDocument/2006/math" xmlns:mc="http://schemas.openxmlformats.org/markup-compatibility/2006" xmlns:mo="http://schemas.microsoft.com/office/mac/office/2008/main" xmlns:mv="urn:schemas-microsoft-com:mac:vml" xmlns:o="urn:schemas-microsoft-com:office:office" xmlns:r="http://schemas.openxmlformats.org/officeDocument/2006/relationships" xmlns:v="urn:schemas-microsoft-com:vml" xmlns:w10="urn:schemas-microsoft-com:office:word" xmlns:w14="http://schemas.microsoft.com/office/word/2010/wordml" xmlns:w="http://schemas.openxmlformats.org/wordprocessingml/2006/main" xmlns:wne="http://schemas.microsoft.com/office/word/2006/wordml" xmlns:wp14="http://schemas.microsoft.com/office/word/2010/wordprocessingDrawing" xmlns:wp="http://schemas.openxmlformats.org/drawingml/2006/wordprocessingDrawing" xmlns:wpc="http://schemas.microsoft.com/office/word/2010/wordprocessingCanvas" xmlns:wpg="http://schemas.microsoft.com/office/word/2010/wordprocessingGroup" xmlns:wpi="http://schemas.microsoft.com/office/word/2010/wordprocessingInk" xmlns:wps="http://schemas.microsoft.com/office/word/2010/wordprocessingShape" mc:Ignorable="w14 wp14">
+  <w:p>
+    <w:pPr>
+      <w:pStyle w:val="Header"/>
+    </w:pPr>
+  </w:p>
+</w:hdr>
 </file>
 
 <file path=word/numbering.xml><?xml version="1.0" encoding="utf-8"?>

--- a/_implementation-notes/evening-series/FotH Pilot Session 9-10 Combined Evening Run Sheet DRAFT v1.docx
+++ b/_implementation-notes/evening-series/FotH Pilot Session 9-10 Combined Evening Run Sheet DRAFT v1.docx
@@ -554,7 +554,7 @@
               <w:rPr>
                 <w:sz w:val="19"/>
               </w:rPr>
-              <w:t xml:space="preserve">8:13–8:18</w:t>
+              <w:t>8:13–8:16</w:t>
             </w:r>
           </w:p>
         </w:tc>
@@ -598,7 +598,7 @@
               <w:rPr>
                 <w:sz w:val="19"/>
               </w:rPr>
-              <w:t xml:space="preserve">8:18–8:21</w:t>
+              <w:t>8:16–8:21</w:t>
             </w:r>
           </w:p>
         </w:tc>
@@ -611,7 +611,7 @@
               <w:rPr>
                 <w:sz w:val="19"/>
               </w:rPr>
-              <w:t xml:space="preserve">Take-home sheets, the How Did You Know? card, and check-in partners named aloud.</w:t>
+              <w:t>The long gap: weeks three and four, one practice each from The Practices So Far, chosen freely; who to reach. Sheets, both cards, partners named.</w:t>
             </w:r>
           </w:p>
         </w:tc>
@@ -699,7 +699,7 @@
               <w:rPr>
                 <w:sz w:val="19"/>
               </w:rPr>
-              <w:t xml:space="preserve">Closing container, gently; Aaronic blessing.</w:t>
+              <w:t>Closing container, gently; Aaronic blessing; see you December 8.</w:t>
             </w:r>
           </w:p>
         </w:tc>
@@ -890,7 +890,7 @@
     </w:p>
     <w:p>
       <w:r>
-        <w:t>The Evening 7 sheet, now filled in: three returns, five to ten minutes each, journaled, with two lines after each: does it fit Scripture? who could I tell? The preparation sentence points to Any Doubts. With it goes the How Did You Know? card (H9.4). If something heavy surfaces: stop, come back another day, tell a trusted adult.</w:t>
+        <w:t>Four weeks to December 8 (John’s word, 28 October): three garden returns in week one with the two test lines, the check-in, week two returning, then weeks three and four from the Practices So Far card, which goes with it, as does How Did You Know? (H9.4). If something heavy surfaces: stop, come back another day, tell a trusted adult.</w:t>
       </w:r>
     </w:p>
     <w:p>
